--- a/Training Materials/15. React with Redux/Hands On Assignments/Redux Toolkit Assignment 3.docx
+++ b/Training Materials/15. React with Redux/Hands On Assignments/Redux Toolkit Assignment 3.docx
@@ -40,6 +40,14 @@
     </w:p>
     <w:sdt>
       <w:sdtPr>
+        <w:rPr>
+          <w:rFonts w:asciiTheme="minorHAnsi" w:eastAsiaTheme="minorEastAsia" w:hAnsiTheme="minorHAnsi" w:cstheme="minorBidi"/>
+          <w:b w:val="0"/>
+          <w:bCs w:val="0"/>
+          <w:color w:val="auto"/>
+          <w:sz w:val="22"/>
+          <w:szCs w:val="22"/>
+        </w:rPr>
         <w:id w:val="-872844042"/>
         <w:docPartObj>
           <w:docPartGallery w:val="Table of Contents"/>
@@ -48,11 +56,7 @@
       </w:sdtPr>
       <w:sdtEndPr>
         <w:rPr>
-          <w:rFonts w:asciiTheme="minorHAnsi" w:eastAsiaTheme="minorEastAsia" w:hAnsiTheme="minorHAnsi" w:cstheme="minorBidi"/>
           <w:noProof/>
-          <w:color w:val="auto"/>
-          <w:sz w:val="22"/>
-          <w:szCs w:val="22"/>
         </w:rPr>
       </w:sdtEndPr>
       <w:sdtContent>
@@ -2045,6 +2049,9 @@
     </w:p>
     <w:p>
       <w:r>
+        <w:rPr>
+          <w:noProof/>
+        </w:rPr>
         <w:drawing>
           <wp:inline distT="0" distB="0" distL="0" distR="0" wp14:anchorId="27041A93" wp14:editId="13F184C6">
             <wp:extent cx="5486400" cy="2444115"/>
@@ -2085,6 +2092,9 @@
     <w:p/>
     <w:p>
       <w:r>
+        <w:rPr>
+          <w:noProof/>
+        </w:rPr>
         <w:lastRenderedPageBreak/>
         <w:drawing>
           <wp:inline distT="0" distB="0" distL="0" distR="0" wp14:anchorId="3F1B4806" wp14:editId="265793D4">
@@ -3049,6 +3059,7 @@
   <w:style w:type="character" w:default="1" w:styleId="DefaultParagraphFont">
     <w:name w:val="Default Paragraph Font"/>
     <w:uiPriority w:val="1"/>
+    <w:semiHidden/>
     <w:unhideWhenUsed/>
   </w:style>
   <w:style w:type="table" w:default="1" w:styleId="TableNormal">
@@ -13872,6 +13883,18 @@
       <w:spacing w:after="100"/>
       <w:ind w:left="440"/>
     </w:pPr>
+  </w:style>
+  <w:style w:type="character" w:styleId="FollowedHyperlink">
+    <w:name w:val="FollowedHyperlink"/>
+    <w:basedOn w:val="DefaultParagraphFont"/>
+    <w:uiPriority w:val="99"/>
+    <w:semiHidden/>
+    <w:unhideWhenUsed/>
+    <w:rsid w:val="00C151E3"/>
+    <w:rPr>
+      <w:color w:val="800080" w:themeColor="followedHyperlink"/>
+      <w:u w:val="single"/>
+    </w:rPr>
   </w:style>
 </w:styles>
 </file>
